--- a/docs/study-guides/chapter-2/word/Lesson-2-08-Adjust-Numbers-to-Add-or-Subtract.docx
+++ b/docs/study-guides/chapter-2/word/Lesson-2-08-Adjust-Numbers-to-Add-or-Subtract.docx
@@ -2258,7 +2258,7 @@
                 <wp:inline distT="0" distB="0" distL="0" distR="0">
                   <wp:extent cx="2914650" cy="600075"/>
                   <wp:effectExtent t="0" r="0" b="0" l="0"/>
-                  <wp:docPr id="1" name="" descr="" title=""/>
+                  <wp:docPr id="11" name="" descr="" title=""/>
                   <wp:cNvGraphicFramePr>
                     <a:graphicFrameLocks xmlns:a="http://schemas.openxmlformats.org/drawingml/2006/main" noChangeAspect="1"/>
                   </wp:cNvGraphicFramePr>
@@ -9245,7 +9245,7 @@
                 <wp:inline distT="0" distB="0" distL="0" distR="0">
                   <wp:extent cx="5124450" cy="514350"/>
                   <wp:effectExtent t="0" r="0" b="0" l="0"/>
-                  <wp:docPr id="2" name="" descr="" title=""/>
+                  <wp:docPr id="12" name="" descr="" title=""/>
                   <wp:cNvGraphicFramePr>
                     <a:graphicFrameLocks xmlns:a="http://schemas.openxmlformats.org/drawingml/2006/main" noChangeAspect="1"/>
                   </wp:cNvGraphicFramePr>
@@ -10837,7 +10837,7 @@
                 <w:sz w:val="21"/>
                 <w:szCs w:val="21"/>
               </w:rPr>
-              <w:t xml:space="preserve">935 − 674. Sample: add 26 to both → 961 − 700 = </w:t>
+              <w:t xml:space="preserve">935 − 674. Sample: take 4 from both → 931 − 670 = </w:t>
             </w:r>
             <w:r>
               <w:rPr>
@@ -10871,7 +10871,7 @@
                 <w:sz w:val="19"/>
                 <w:szCs w:val="19"/>
               </w:rPr>
-              <w:t xml:space="preserve">Also accept 935 − 674 → 931 − 670 = 261 or any correct method.</w:t>
+              <w:t xml:space="preserve">Also accept 961 − 700 = 261 (add 26 to both) or any correct method.</w:t>
             </w:r>
           </w:p>
         </w:tc>

--- a/docs/study-guides/chapter-2/word/Lesson-2-08-Adjust-Numbers-to-Add-or-Subtract.docx
+++ b/docs/study-guides/chapter-2/word/Lesson-2-08-Adjust-Numbers-to-Add-or-Subtract.docx
@@ -2258,7 +2258,7 @@
                 <wp:inline distT="0" distB="0" distL="0" distR="0">
                   <wp:extent cx="2914650" cy="600075"/>
                   <wp:effectExtent t="0" r="0" b="0" l="0"/>
-                  <wp:docPr id="11" name="" descr="" title=""/>
+                  <wp:docPr id="32" name="" descr="" title=""/>
                   <wp:cNvGraphicFramePr>
                     <a:graphicFrameLocks xmlns:a="http://schemas.openxmlformats.org/drawingml/2006/main" noChangeAspect="1"/>
                   </wp:cNvGraphicFramePr>
@@ -9245,7 +9245,7 @@
                 <wp:inline distT="0" distB="0" distL="0" distR="0">
                   <wp:extent cx="5124450" cy="514350"/>
                   <wp:effectExtent t="0" r="0" b="0" l="0"/>
-                  <wp:docPr id="12" name="" descr="" title=""/>
+                  <wp:docPr id="33" name="" descr="" title=""/>
                   <wp:cNvGraphicFramePr>
                     <a:graphicFrameLocks xmlns:a="http://schemas.openxmlformats.org/drawingml/2006/main" noChangeAspect="1"/>
                   </wp:cNvGraphicFramePr>
